--- a/public/modelos/folha-alteracoes-plantao-india.docx
+++ b/public/modelos/folha-alteracoes-plantao-india.docx
@@ -251,6 +251,84 @@
                 <w:rFonts w:ascii="Arial" w:hAnsi="Arial"/>
                 <w:sz w:val="18"/>
               </w:rPr>
+              <w:t xml:space="preserve">38</w:t>
+            </w:r>
+          </w:p>
+        </w:tc>
+        <w:tc>
+          <w:tcPr>
+            <w:tcW w:w="1700" w:type="dxa"/>
+            <w:vAlign w:val="center"/>
+          </w:tcPr>
+          <w:p>
+            <w:pPr>
+              <w:jc w:val="center"/>
+              <w:spacing w:after="20" w:before="20" w:line="240" w:lineRule="auto"/>
+            </w:pPr>
+            <w:r>
+              <w:rPr>
+                <w:rFonts w:ascii="Arial" w:hAnsi="Arial"/>
+                <w:sz w:val="18"/>
+              </w:rPr>
+              <w:t xml:space="preserve">AL CFO PM</w:t>
+            </w:r>
+          </w:p>
+        </w:tc>
+        <w:tc>
+          <w:tcPr>
+            <w:tcW w:w="4500" w:type="dxa"/>
+            <w:vAlign w:val="center"/>
+          </w:tcPr>
+          <w:p>
+            <w:pPr>
+              <w:jc w:val="left"/>
+              <w:spacing w:after="20" w:before="20" w:line="240" w:lineRule="auto"/>
+            </w:pPr>
+            <w:r>
+              <w:rPr>
+                <w:rFonts w:ascii="Arial" w:hAnsi="Arial"/>
+                <w:sz w:val="18"/>
+              </w:rPr>
+              <w:t xml:space="preserve">JOHN ALVES</w:t>
+            </w:r>
+          </w:p>
+        </w:tc>
+        <w:tc>
+          <w:tcPr>
+            <w:tcW w:w="2500" w:type="dxa"/>
+            <w:vAlign w:val="center"/>
+          </w:tcPr>
+          <w:p>
+            <w:pPr>
+              <w:jc w:val="left"/>
+              <w:spacing w:after="20" w:before="20" w:line="240" w:lineRule="auto"/>
+            </w:pPr>
+            <w:r>
+              <w:rPr>
+                <w:rFonts w:ascii="Arial" w:hAnsi="Arial"/>
+                <w:sz w:val="18"/>
+              </w:rPr>
+              <w:t xml:space="preserve"/>
+            </w:r>
+          </w:p>
+        </w:tc>
+      </w:tr>
+      <w:tr>
+        <w:tc>
+          <w:tcPr>
+            <w:tcW w:w="900" w:type="dxa"/>
+            <w:vAlign w:val="center"/>
+          </w:tcPr>
+          <w:p>
+            <w:pPr>
+              <w:jc w:val="center"/>
+              <w:spacing w:after="20" w:before="20" w:line="240" w:lineRule="auto"/>
+            </w:pPr>
+            <w:r>
+              <w:rPr>
+                <w:rFonts w:ascii="Arial" w:hAnsi="Arial"/>
+                <w:sz w:val="18"/>
+              </w:rPr>
               <w:t xml:space="preserve">41</w:t>
             </w:r>
           </w:p>
@@ -329,6 +407,240 @@
                 <w:rFonts w:ascii="Arial" w:hAnsi="Arial"/>
                 <w:sz w:val="18"/>
               </w:rPr>
+              <w:t xml:space="preserve">48</w:t>
+            </w:r>
+          </w:p>
+        </w:tc>
+        <w:tc>
+          <w:tcPr>
+            <w:tcW w:w="1700" w:type="dxa"/>
+            <w:vAlign w:val="center"/>
+          </w:tcPr>
+          <w:p>
+            <w:pPr>
+              <w:jc w:val="center"/>
+              <w:spacing w:after="20" w:before="20" w:line="240" w:lineRule="auto"/>
+            </w:pPr>
+            <w:r>
+              <w:rPr>
+                <w:rFonts w:ascii="Arial" w:hAnsi="Arial"/>
+                <w:sz w:val="18"/>
+              </w:rPr>
+              <w:t xml:space="preserve">AL CFO PM</w:t>
+            </w:r>
+          </w:p>
+        </w:tc>
+        <w:tc>
+          <w:tcPr>
+            <w:tcW w:w="4500" w:type="dxa"/>
+            <w:vAlign w:val="center"/>
+          </w:tcPr>
+          <w:p>
+            <w:pPr>
+              <w:jc w:val="left"/>
+              <w:spacing w:after="20" w:before="20" w:line="240" w:lineRule="auto"/>
+            </w:pPr>
+            <w:r>
+              <w:rPr>
+                <w:rFonts w:ascii="Arial" w:hAnsi="Arial"/>
+                <w:sz w:val="18"/>
+              </w:rPr>
+              <w:t xml:space="preserve">LIMA</w:t>
+            </w:r>
+          </w:p>
+        </w:tc>
+        <w:tc>
+          <w:tcPr>
+            <w:tcW w:w="2500" w:type="dxa"/>
+            <w:vAlign w:val="center"/>
+          </w:tcPr>
+          <w:p>
+            <w:pPr>
+              <w:jc w:val="left"/>
+              <w:spacing w:after="20" w:before="20" w:line="240" w:lineRule="auto"/>
+            </w:pPr>
+            <w:r>
+              <w:rPr>
+                <w:rFonts w:ascii="Arial" w:hAnsi="Arial"/>
+                <w:sz w:val="18"/>
+              </w:rPr>
+              <w:t xml:space="preserve"/>
+            </w:r>
+          </w:p>
+        </w:tc>
+      </w:tr>
+      <w:tr>
+        <w:tc>
+          <w:tcPr>
+            <w:tcW w:w="900" w:type="dxa"/>
+            <w:vAlign w:val="center"/>
+          </w:tcPr>
+          <w:p>
+            <w:pPr>
+              <w:jc w:val="center"/>
+              <w:spacing w:after="20" w:before="20" w:line="240" w:lineRule="auto"/>
+            </w:pPr>
+            <w:r>
+              <w:rPr>
+                <w:rFonts w:ascii="Arial" w:hAnsi="Arial"/>
+                <w:sz w:val="18"/>
+              </w:rPr>
+              <w:t xml:space="preserve">56</w:t>
+            </w:r>
+          </w:p>
+        </w:tc>
+        <w:tc>
+          <w:tcPr>
+            <w:tcW w:w="1700" w:type="dxa"/>
+            <w:vAlign w:val="center"/>
+          </w:tcPr>
+          <w:p>
+            <w:pPr>
+              <w:jc w:val="center"/>
+              <w:spacing w:after="20" w:before="20" w:line="240" w:lineRule="auto"/>
+            </w:pPr>
+            <w:r>
+              <w:rPr>
+                <w:rFonts w:ascii="Arial" w:hAnsi="Arial"/>
+                <w:sz w:val="18"/>
+              </w:rPr>
+              <w:t xml:space="preserve">AL CFO PM</w:t>
+            </w:r>
+          </w:p>
+        </w:tc>
+        <w:tc>
+          <w:tcPr>
+            <w:tcW w:w="4500" w:type="dxa"/>
+            <w:vAlign w:val="center"/>
+          </w:tcPr>
+          <w:p>
+            <w:pPr>
+              <w:jc w:val="left"/>
+              <w:spacing w:after="20" w:before="20" w:line="240" w:lineRule="auto"/>
+            </w:pPr>
+            <w:r>
+              <w:rPr>
+                <w:rFonts w:ascii="Arial" w:hAnsi="Arial"/>
+                <w:sz w:val="18"/>
+              </w:rPr>
+              <w:t xml:space="preserve">WESLEY BATISTA</w:t>
+            </w:r>
+          </w:p>
+        </w:tc>
+        <w:tc>
+          <w:tcPr>
+            <w:tcW w:w="2500" w:type="dxa"/>
+            <w:vAlign w:val="center"/>
+          </w:tcPr>
+          <w:p>
+            <w:pPr>
+              <w:jc w:val="left"/>
+              <w:spacing w:after="20" w:before="20" w:line="240" w:lineRule="auto"/>
+            </w:pPr>
+            <w:r>
+              <w:rPr>
+                <w:rFonts w:ascii="Arial" w:hAnsi="Arial"/>
+                <w:sz w:val="18"/>
+              </w:rPr>
+              <w:t xml:space="preserve"/>
+            </w:r>
+          </w:p>
+        </w:tc>
+      </w:tr>
+      <w:tr>
+        <w:tc>
+          <w:tcPr>
+            <w:tcW w:w="900" w:type="dxa"/>
+            <w:vAlign w:val="center"/>
+          </w:tcPr>
+          <w:p>
+            <w:pPr>
+              <w:jc w:val="center"/>
+              <w:spacing w:after="20" w:before="20" w:line="240" w:lineRule="auto"/>
+            </w:pPr>
+            <w:r>
+              <w:rPr>
+                <w:rFonts w:ascii="Arial" w:hAnsi="Arial"/>
+                <w:sz w:val="18"/>
+              </w:rPr>
+              <w:t xml:space="preserve">59</w:t>
+            </w:r>
+          </w:p>
+        </w:tc>
+        <w:tc>
+          <w:tcPr>
+            <w:tcW w:w="1700" w:type="dxa"/>
+            <w:vAlign w:val="center"/>
+          </w:tcPr>
+          <w:p>
+            <w:pPr>
+              <w:jc w:val="center"/>
+              <w:spacing w:after="20" w:before="20" w:line="240" w:lineRule="auto"/>
+            </w:pPr>
+            <w:r>
+              <w:rPr>
+                <w:rFonts w:ascii="Arial" w:hAnsi="Arial"/>
+                <w:sz w:val="18"/>
+              </w:rPr>
+              <w:t xml:space="preserve">AL CFO PM</w:t>
+            </w:r>
+          </w:p>
+        </w:tc>
+        <w:tc>
+          <w:tcPr>
+            <w:tcW w:w="4500" w:type="dxa"/>
+            <w:vAlign w:val="center"/>
+          </w:tcPr>
+          <w:p>
+            <w:pPr>
+              <w:jc w:val="left"/>
+              <w:spacing w:after="20" w:before="20" w:line="240" w:lineRule="auto"/>
+            </w:pPr>
+            <w:r>
+              <w:rPr>
+                <w:rFonts w:ascii="Arial" w:hAnsi="Arial"/>
+                <w:sz w:val="18"/>
+              </w:rPr>
+              <w:t xml:space="preserve">ASSIS</w:t>
+            </w:r>
+          </w:p>
+        </w:tc>
+        <w:tc>
+          <w:tcPr>
+            <w:tcW w:w="2500" w:type="dxa"/>
+            <w:vAlign w:val="center"/>
+          </w:tcPr>
+          <w:p>
+            <w:pPr>
+              <w:jc w:val="left"/>
+              <w:spacing w:after="20" w:before="20" w:line="240" w:lineRule="auto"/>
+            </w:pPr>
+            <w:r>
+              <w:rPr>
+                <w:rFonts w:ascii="Arial" w:hAnsi="Arial"/>
+                <w:sz w:val="18"/>
+              </w:rPr>
+              <w:t xml:space="preserve"/>
+            </w:r>
+          </w:p>
+        </w:tc>
+      </w:tr>
+      <w:tr>
+        <w:tc>
+          <w:tcPr>
+            <w:tcW w:w="900" w:type="dxa"/>
+            <w:vAlign w:val="center"/>
+          </w:tcPr>
+          <w:p>
+            <w:pPr>
+              <w:jc w:val="center"/>
+              <w:spacing w:after="20" w:before="20" w:line="240" w:lineRule="auto"/>
+            </w:pPr>
+            <w:r>
+              <w:rPr>
+                <w:rFonts w:ascii="Arial" w:hAnsi="Arial"/>
+                <w:sz w:val="18"/>
+              </w:rPr>
               <w:t xml:space="preserve">60</w:t>
             </w:r>
           </w:p>
@@ -407,6 +719,630 @@
                 <w:rFonts w:ascii="Arial" w:hAnsi="Arial"/>
                 <w:sz w:val="18"/>
               </w:rPr>
+              <w:t xml:space="preserve">63</w:t>
+            </w:r>
+          </w:p>
+        </w:tc>
+        <w:tc>
+          <w:tcPr>
+            <w:tcW w:w="1700" w:type="dxa"/>
+            <w:vAlign w:val="center"/>
+          </w:tcPr>
+          <w:p>
+            <w:pPr>
+              <w:jc w:val="center"/>
+              <w:spacing w:after="20" w:before="20" w:line="240" w:lineRule="auto"/>
+            </w:pPr>
+            <w:r>
+              <w:rPr>
+                <w:rFonts w:ascii="Arial" w:hAnsi="Arial"/>
+                <w:sz w:val="18"/>
+              </w:rPr>
+              <w:t xml:space="preserve">AL CFO PM</w:t>
+            </w:r>
+          </w:p>
+        </w:tc>
+        <w:tc>
+          <w:tcPr>
+            <w:tcW w:w="4500" w:type="dxa"/>
+            <w:vAlign w:val="center"/>
+          </w:tcPr>
+          <w:p>
+            <w:pPr>
+              <w:jc w:val="left"/>
+              <w:spacing w:after="20" w:before="20" w:line="240" w:lineRule="auto"/>
+            </w:pPr>
+            <w:r>
+              <w:rPr>
+                <w:rFonts w:ascii="Arial" w:hAnsi="Arial"/>
+                <w:sz w:val="18"/>
+              </w:rPr>
+              <w:t xml:space="preserve">ALVES</w:t>
+            </w:r>
+          </w:p>
+        </w:tc>
+        <w:tc>
+          <w:tcPr>
+            <w:tcW w:w="2500" w:type="dxa"/>
+            <w:vAlign w:val="center"/>
+          </w:tcPr>
+          <w:p>
+            <w:pPr>
+              <w:jc w:val="left"/>
+              <w:spacing w:after="20" w:before="20" w:line="240" w:lineRule="auto"/>
+            </w:pPr>
+            <w:r>
+              <w:rPr>
+                <w:rFonts w:ascii="Arial" w:hAnsi="Arial"/>
+                <w:sz w:val="18"/>
+              </w:rPr>
+              <w:t xml:space="preserve"/>
+            </w:r>
+          </w:p>
+        </w:tc>
+      </w:tr>
+      <w:tr>
+        <w:tc>
+          <w:tcPr>
+            <w:tcW w:w="900" w:type="dxa"/>
+            <w:vAlign w:val="center"/>
+          </w:tcPr>
+          <w:p>
+            <w:pPr>
+              <w:jc w:val="center"/>
+              <w:spacing w:after="20" w:before="20" w:line="240" w:lineRule="auto"/>
+            </w:pPr>
+            <w:r>
+              <w:rPr>
+                <w:rFonts w:ascii="Arial" w:hAnsi="Arial"/>
+                <w:sz w:val="18"/>
+              </w:rPr>
+              <w:t xml:space="preserve">67</w:t>
+            </w:r>
+          </w:p>
+        </w:tc>
+        <w:tc>
+          <w:tcPr>
+            <w:tcW w:w="1700" w:type="dxa"/>
+            <w:vAlign w:val="center"/>
+          </w:tcPr>
+          <w:p>
+            <w:pPr>
+              <w:jc w:val="center"/>
+              <w:spacing w:after="20" w:before="20" w:line="240" w:lineRule="auto"/>
+            </w:pPr>
+            <w:r>
+              <w:rPr>
+                <w:rFonts w:ascii="Arial" w:hAnsi="Arial"/>
+                <w:sz w:val="18"/>
+              </w:rPr>
+              <w:t xml:space="preserve">AL CFO PM</w:t>
+            </w:r>
+          </w:p>
+        </w:tc>
+        <w:tc>
+          <w:tcPr>
+            <w:tcW w:w="4500" w:type="dxa"/>
+            <w:vAlign w:val="center"/>
+          </w:tcPr>
+          <w:p>
+            <w:pPr>
+              <w:jc w:val="left"/>
+              <w:spacing w:after="20" w:before="20" w:line="240" w:lineRule="auto"/>
+            </w:pPr>
+            <w:r>
+              <w:rPr>
+                <w:rFonts w:ascii="Arial" w:hAnsi="Arial"/>
+                <w:sz w:val="18"/>
+              </w:rPr>
+              <w:t xml:space="preserve">BARBOSA</w:t>
+            </w:r>
+          </w:p>
+        </w:tc>
+        <w:tc>
+          <w:tcPr>
+            <w:tcW w:w="2500" w:type="dxa"/>
+            <w:vAlign w:val="center"/>
+          </w:tcPr>
+          <w:p>
+            <w:pPr>
+              <w:jc w:val="left"/>
+              <w:spacing w:after="20" w:before="20" w:line="240" w:lineRule="auto"/>
+            </w:pPr>
+            <w:r>
+              <w:rPr>
+                <w:rFonts w:ascii="Arial" w:hAnsi="Arial"/>
+                <w:sz w:val="18"/>
+              </w:rPr>
+              <w:t xml:space="preserve"/>
+            </w:r>
+          </w:p>
+        </w:tc>
+      </w:tr>
+      <w:tr>
+        <w:tc>
+          <w:tcPr>
+            <w:tcW w:w="900" w:type="dxa"/>
+            <w:vAlign w:val="center"/>
+          </w:tcPr>
+          <w:p>
+            <w:pPr>
+              <w:jc w:val="center"/>
+              <w:spacing w:after="20" w:before="20" w:line="240" w:lineRule="auto"/>
+            </w:pPr>
+            <w:r>
+              <w:rPr>
+                <w:rFonts w:ascii="Arial" w:hAnsi="Arial"/>
+                <w:sz w:val="18"/>
+              </w:rPr>
+              <w:t xml:space="preserve">70</w:t>
+            </w:r>
+          </w:p>
+        </w:tc>
+        <w:tc>
+          <w:tcPr>
+            <w:tcW w:w="1700" w:type="dxa"/>
+            <w:vAlign w:val="center"/>
+          </w:tcPr>
+          <w:p>
+            <w:pPr>
+              <w:jc w:val="center"/>
+              <w:spacing w:after="20" w:before="20" w:line="240" w:lineRule="auto"/>
+            </w:pPr>
+            <w:r>
+              <w:rPr>
+                <w:rFonts w:ascii="Arial" w:hAnsi="Arial"/>
+                <w:sz w:val="18"/>
+              </w:rPr>
+              <w:t xml:space="preserve">AL CFO PM</w:t>
+            </w:r>
+          </w:p>
+        </w:tc>
+        <w:tc>
+          <w:tcPr>
+            <w:tcW w:w="4500" w:type="dxa"/>
+            <w:vAlign w:val="center"/>
+          </w:tcPr>
+          <w:p>
+            <w:pPr>
+              <w:jc w:val="left"/>
+              <w:spacing w:after="20" w:before="20" w:line="240" w:lineRule="auto"/>
+            </w:pPr>
+            <w:r>
+              <w:rPr>
+                <w:rFonts w:ascii="Arial" w:hAnsi="Arial"/>
+                <w:sz w:val="18"/>
+              </w:rPr>
+              <w:t xml:space="preserve">LUCAS GABRIEL</w:t>
+            </w:r>
+          </w:p>
+        </w:tc>
+        <w:tc>
+          <w:tcPr>
+            <w:tcW w:w="2500" w:type="dxa"/>
+            <w:vAlign w:val="center"/>
+          </w:tcPr>
+          <w:p>
+            <w:pPr>
+              <w:jc w:val="left"/>
+              <w:spacing w:after="20" w:before="20" w:line="240" w:lineRule="auto"/>
+            </w:pPr>
+            <w:r>
+              <w:rPr>
+                <w:rFonts w:ascii="Arial" w:hAnsi="Arial"/>
+                <w:sz w:val="18"/>
+              </w:rPr>
+              <w:t xml:space="preserve"/>
+            </w:r>
+          </w:p>
+        </w:tc>
+      </w:tr>
+      <w:tr>
+        <w:tc>
+          <w:tcPr>
+            <w:tcW w:w="900" w:type="dxa"/>
+            <w:vAlign w:val="center"/>
+          </w:tcPr>
+          <w:p>
+            <w:pPr>
+              <w:jc w:val="center"/>
+              <w:spacing w:after="20" w:before="20" w:line="240" w:lineRule="auto"/>
+            </w:pPr>
+            <w:r>
+              <w:rPr>
+                <w:rFonts w:ascii="Arial" w:hAnsi="Arial"/>
+                <w:sz w:val="18"/>
+              </w:rPr>
+              <w:t xml:space="preserve">78</w:t>
+            </w:r>
+          </w:p>
+        </w:tc>
+        <w:tc>
+          <w:tcPr>
+            <w:tcW w:w="1700" w:type="dxa"/>
+            <w:vAlign w:val="center"/>
+          </w:tcPr>
+          <w:p>
+            <w:pPr>
+              <w:jc w:val="center"/>
+              <w:spacing w:after="20" w:before="20" w:line="240" w:lineRule="auto"/>
+            </w:pPr>
+            <w:r>
+              <w:rPr>
+                <w:rFonts w:ascii="Arial" w:hAnsi="Arial"/>
+                <w:sz w:val="18"/>
+              </w:rPr>
+              <w:t xml:space="preserve">AL CFO PM</w:t>
+            </w:r>
+          </w:p>
+        </w:tc>
+        <w:tc>
+          <w:tcPr>
+            <w:tcW w:w="4500" w:type="dxa"/>
+            <w:vAlign w:val="center"/>
+          </w:tcPr>
+          <w:p>
+            <w:pPr>
+              <w:jc w:val="left"/>
+              <w:spacing w:after="20" w:before="20" w:line="240" w:lineRule="auto"/>
+            </w:pPr>
+            <w:r>
+              <w:rPr>
+                <w:rFonts w:ascii="Arial" w:hAnsi="Arial"/>
+                <w:sz w:val="18"/>
+              </w:rPr>
+              <w:t xml:space="preserve">FRANCISCO SOUZA</w:t>
+            </w:r>
+          </w:p>
+        </w:tc>
+        <w:tc>
+          <w:tcPr>
+            <w:tcW w:w="2500" w:type="dxa"/>
+            <w:vAlign w:val="center"/>
+          </w:tcPr>
+          <w:p>
+            <w:pPr>
+              <w:jc w:val="left"/>
+              <w:spacing w:after="20" w:before="20" w:line="240" w:lineRule="auto"/>
+            </w:pPr>
+            <w:r>
+              <w:rPr>
+                <w:rFonts w:ascii="Arial" w:hAnsi="Arial"/>
+                <w:sz w:val="18"/>
+              </w:rPr>
+              <w:t xml:space="preserve"/>
+            </w:r>
+          </w:p>
+        </w:tc>
+      </w:tr>
+      <w:tr>
+        <w:tc>
+          <w:tcPr>
+            <w:tcW w:w="900" w:type="dxa"/>
+            <w:vAlign w:val="center"/>
+          </w:tcPr>
+          <w:p>
+            <w:pPr>
+              <w:jc w:val="center"/>
+              <w:spacing w:after="20" w:before="20" w:line="240" w:lineRule="auto"/>
+            </w:pPr>
+            <w:r>
+              <w:rPr>
+                <w:rFonts w:ascii="Arial" w:hAnsi="Arial"/>
+                <w:sz w:val="18"/>
+              </w:rPr>
+              <w:t xml:space="preserve">90</w:t>
+            </w:r>
+          </w:p>
+        </w:tc>
+        <w:tc>
+          <w:tcPr>
+            <w:tcW w:w="1700" w:type="dxa"/>
+            <w:vAlign w:val="center"/>
+          </w:tcPr>
+          <w:p>
+            <w:pPr>
+              <w:jc w:val="center"/>
+              <w:spacing w:after="20" w:before="20" w:line="240" w:lineRule="auto"/>
+            </w:pPr>
+            <w:r>
+              <w:rPr>
+                <w:rFonts w:ascii="Arial" w:hAnsi="Arial"/>
+                <w:sz w:val="18"/>
+              </w:rPr>
+              <w:t xml:space="preserve">AL CFO PM</w:t>
+            </w:r>
+          </w:p>
+        </w:tc>
+        <w:tc>
+          <w:tcPr>
+            <w:tcW w:w="4500" w:type="dxa"/>
+            <w:vAlign w:val="center"/>
+          </w:tcPr>
+          <w:p>
+            <w:pPr>
+              <w:jc w:val="left"/>
+              <w:spacing w:after="20" w:before="20" w:line="240" w:lineRule="auto"/>
+            </w:pPr>
+            <w:r>
+              <w:rPr>
+                <w:rFonts w:ascii="Arial" w:hAnsi="Arial"/>
+                <w:sz w:val="18"/>
+              </w:rPr>
+              <w:t xml:space="preserve">NETTO</w:t>
+            </w:r>
+          </w:p>
+        </w:tc>
+        <w:tc>
+          <w:tcPr>
+            <w:tcW w:w="2500" w:type="dxa"/>
+            <w:vAlign w:val="center"/>
+          </w:tcPr>
+          <w:p>
+            <w:pPr>
+              <w:jc w:val="left"/>
+              <w:spacing w:after="20" w:before="20" w:line="240" w:lineRule="auto"/>
+            </w:pPr>
+            <w:r>
+              <w:rPr>
+                <w:rFonts w:ascii="Arial" w:hAnsi="Arial"/>
+                <w:sz w:val="18"/>
+              </w:rPr>
+              <w:t xml:space="preserve"/>
+            </w:r>
+          </w:p>
+        </w:tc>
+      </w:tr>
+      <w:tr>
+        <w:tc>
+          <w:tcPr>
+            <w:tcW w:w="900" w:type="dxa"/>
+            <w:vAlign w:val="center"/>
+          </w:tcPr>
+          <w:p>
+            <w:pPr>
+              <w:jc w:val="center"/>
+              <w:spacing w:after="20" w:before="20" w:line="240" w:lineRule="auto"/>
+            </w:pPr>
+            <w:r>
+              <w:rPr>
+                <w:rFonts w:ascii="Arial" w:hAnsi="Arial"/>
+                <w:sz w:val="18"/>
+              </w:rPr>
+              <w:t xml:space="preserve">102</w:t>
+            </w:r>
+          </w:p>
+        </w:tc>
+        <w:tc>
+          <w:tcPr>
+            <w:tcW w:w="1700" w:type="dxa"/>
+            <w:vAlign w:val="center"/>
+          </w:tcPr>
+          <w:p>
+            <w:pPr>
+              <w:jc w:val="center"/>
+              <w:spacing w:after="20" w:before="20" w:line="240" w:lineRule="auto"/>
+            </w:pPr>
+            <w:r>
+              <w:rPr>
+                <w:rFonts w:ascii="Arial" w:hAnsi="Arial"/>
+                <w:sz w:val="18"/>
+              </w:rPr>
+              <w:t xml:space="preserve">AL CFO PM</w:t>
+            </w:r>
+          </w:p>
+        </w:tc>
+        <w:tc>
+          <w:tcPr>
+            <w:tcW w:w="4500" w:type="dxa"/>
+            <w:vAlign w:val="center"/>
+          </w:tcPr>
+          <w:p>
+            <w:pPr>
+              <w:jc w:val="left"/>
+              <w:spacing w:after="20" w:before="20" w:line="240" w:lineRule="auto"/>
+            </w:pPr>
+            <w:r>
+              <w:rPr>
+                <w:rFonts w:ascii="Arial" w:hAnsi="Arial"/>
+                <w:sz w:val="18"/>
+              </w:rPr>
+              <w:t xml:space="preserve">LEITE JÚNIOR</w:t>
+            </w:r>
+          </w:p>
+        </w:tc>
+        <w:tc>
+          <w:tcPr>
+            <w:tcW w:w="2500" w:type="dxa"/>
+            <w:vAlign w:val="center"/>
+          </w:tcPr>
+          <w:p>
+            <w:pPr>
+              <w:jc w:val="left"/>
+              <w:spacing w:after="20" w:before="20" w:line="240" w:lineRule="auto"/>
+            </w:pPr>
+            <w:r>
+              <w:rPr>
+                <w:rFonts w:ascii="Arial" w:hAnsi="Arial"/>
+                <w:sz w:val="18"/>
+              </w:rPr>
+              <w:t xml:space="preserve"/>
+            </w:r>
+          </w:p>
+        </w:tc>
+      </w:tr>
+      <w:tr>
+        <w:tc>
+          <w:tcPr>
+            <w:tcW w:w="900" w:type="dxa"/>
+            <w:vAlign w:val="center"/>
+          </w:tcPr>
+          <w:p>
+            <w:pPr>
+              <w:jc w:val="center"/>
+              <w:spacing w:after="20" w:before="20" w:line="240" w:lineRule="auto"/>
+            </w:pPr>
+            <w:r>
+              <w:rPr>
+                <w:rFonts w:ascii="Arial" w:hAnsi="Arial"/>
+                <w:sz w:val="18"/>
+              </w:rPr>
+              <w:t xml:space="preserve">107</w:t>
+            </w:r>
+          </w:p>
+        </w:tc>
+        <w:tc>
+          <w:tcPr>
+            <w:tcW w:w="1700" w:type="dxa"/>
+            <w:vAlign w:val="center"/>
+          </w:tcPr>
+          <w:p>
+            <w:pPr>
+              <w:jc w:val="center"/>
+              <w:spacing w:after="20" w:before="20" w:line="240" w:lineRule="auto"/>
+            </w:pPr>
+            <w:r>
+              <w:rPr>
+                <w:rFonts w:ascii="Arial" w:hAnsi="Arial"/>
+                <w:sz w:val="18"/>
+              </w:rPr>
+              <w:t xml:space="preserve">AL CFO PM</w:t>
+            </w:r>
+          </w:p>
+        </w:tc>
+        <w:tc>
+          <w:tcPr>
+            <w:tcW w:w="4500" w:type="dxa"/>
+            <w:vAlign w:val="center"/>
+          </w:tcPr>
+          <w:p>
+            <w:pPr>
+              <w:jc w:val="left"/>
+              <w:spacing w:after="20" w:before="20" w:line="240" w:lineRule="auto"/>
+            </w:pPr>
+            <w:r>
+              <w:rPr>
+                <w:rFonts w:ascii="Arial" w:hAnsi="Arial"/>
+                <w:sz w:val="18"/>
+              </w:rPr>
+              <w:t xml:space="preserve">DIEGO LOPES</w:t>
+            </w:r>
+          </w:p>
+        </w:tc>
+        <w:tc>
+          <w:tcPr>
+            <w:tcW w:w="2500" w:type="dxa"/>
+            <w:vAlign w:val="center"/>
+          </w:tcPr>
+          <w:p>
+            <w:pPr>
+              <w:jc w:val="left"/>
+              <w:spacing w:after="20" w:before="20" w:line="240" w:lineRule="auto"/>
+            </w:pPr>
+            <w:r>
+              <w:rPr>
+                <w:rFonts w:ascii="Arial" w:hAnsi="Arial"/>
+                <w:sz w:val="18"/>
+              </w:rPr>
+              <w:t xml:space="preserve"/>
+            </w:r>
+          </w:p>
+        </w:tc>
+      </w:tr>
+      <w:tr>
+        <w:tc>
+          <w:tcPr>
+            <w:tcW w:w="900" w:type="dxa"/>
+            <w:vAlign w:val="center"/>
+          </w:tcPr>
+          <w:p>
+            <w:pPr>
+              <w:jc w:val="center"/>
+              <w:spacing w:after="20" w:before="20" w:line="240" w:lineRule="auto"/>
+            </w:pPr>
+            <w:r>
+              <w:rPr>
+                <w:rFonts w:ascii="Arial" w:hAnsi="Arial"/>
+                <w:sz w:val="18"/>
+              </w:rPr>
+              <w:t xml:space="preserve">113</w:t>
+            </w:r>
+          </w:p>
+        </w:tc>
+        <w:tc>
+          <w:tcPr>
+            <w:tcW w:w="1700" w:type="dxa"/>
+            <w:vAlign w:val="center"/>
+          </w:tcPr>
+          <w:p>
+            <w:pPr>
+              <w:jc w:val="center"/>
+              <w:spacing w:after="20" w:before="20" w:line="240" w:lineRule="auto"/>
+            </w:pPr>
+            <w:r>
+              <w:rPr>
+                <w:rFonts w:ascii="Arial" w:hAnsi="Arial"/>
+                <w:sz w:val="18"/>
+              </w:rPr>
+              <w:t xml:space="preserve">AL CFO PM</w:t>
+            </w:r>
+          </w:p>
+        </w:tc>
+        <w:tc>
+          <w:tcPr>
+            <w:tcW w:w="4500" w:type="dxa"/>
+            <w:vAlign w:val="center"/>
+          </w:tcPr>
+          <w:p>
+            <w:pPr>
+              <w:jc w:val="left"/>
+              <w:spacing w:after="20" w:before="20" w:line="240" w:lineRule="auto"/>
+            </w:pPr>
+            <w:r>
+              <w:rPr>
+                <w:rFonts w:ascii="Arial" w:hAnsi="Arial"/>
+                <w:sz w:val="18"/>
+              </w:rPr>
+              <w:t xml:space="preserve">ÁUREA AMORIM</w:t>
+            </w:r>
+          </w:p>
+        </w:tc>
+        <w:tc>
+          <w:tcPr>
+            <w:tcW w:w="2500" w:type="dxa"/>
+            <w:vAlign w:val="center"/>
+          </w:tcPr>
+          <w:p>
+            <w:pPr>
+              <w:jc w:val="left"/>
+              <w:spacing w:after="20" w:before="20" w:line="240" w:lineRule="auto"/>
+            </w:pPr>
+            <w:r>
+              <w:rPr>
+                <w:rFonts w:ascii="Arial" w:hAnsi="Arial"/>
+                <w:sz w:val="18"/>
+              </w:rPr>
+              <w:t xml:space="preserve"/>
+            </w:r>
+          </w:p>
+        </w:tc>
+      </w:tr>
+      <w:tr>
+        <w:tc>
+          <w:tcPr>
+            <w:tcW w:w="900" w:type="dxa"/>
+            <w:vAlign w:val="center"/>
+          </w:tcPr>
+          <w:p>
+            <w:pPr>
+              <w:jc w:val="center"/>
+              <w:spacing w:after="20" w:before="20" w:line="240" w:lineRule="auto"/>
+            </w:pPr>
+            <w:r>
+              <w:rPr>
+                <w:rFonts w:ascii="Arial" w:hAnsi="Arial"/>
+                <w:sz w:val="18"/>
+              </w:rPr>
               <w:t xml:space="preserve">116</w:t>
             </w:r>
           </w:p>
@@ -446,6 +1382,708 @@
                 <w:sz w:val="18"/>
               </w:rPr>
               <w:t xml:space="preserve">BERTIPALHA</w:t>
+            </w:r>
+          </w:p>
+        </w:tc>
+        <w:tc>
+          <w:tcPr>
+            <w:tcW w:w="2500" w:type="dxa"/>
+            <w:vAlign w:val="center"/>
+          </w:tcPr>
+          <w:p>
+            <w:pPr>
+              <w:jc w:val="left"/>
+              <w:spacing w:after="20" w:before="20" w:line="240" w:lineRule="auto"/>
+            </w:pPr>
+            <w:r>
+              <w:rPr>
+                <w:rFonts w:ascii="Arial" w:hAnsi="Arial"/>
+                <w:sz w:val="18"/>
+              </w:rPr>
+              <w:t xml:space="preserve"/>
+            </w:r>
+          </w:p>
+        </w:tc>
+      </w:tr>
+      <w:tr>
+        <w:tc>
+          <w:tcPr>
+            <w:tcW w:w="900" w:type="dxa"/>
+            <w:vAlign w:val="center"/>
+          </w:tcPr>
+          <w:p>
+            <w:pPr>
+              <w:jc w:val="center"/>
+              <w:spacing w:after="20" w:before="20" w:line="240" w:lineRule="auto"/>
+            </w:pPr>
+            <w:r>
+              <w:rPr>
+                <w:rFonts w:ascii="Arial" w:hAnsi="Arial"/>
+                <w:sz w:val="18"/>
+              </w:rPr>
+              <w:t xml:space="preserve">118</w:t>
+            </w:r>
+          </w:p>
+        </w:tc>
+        <w:tc>
+          <w:tcPr>
+            <w:tcW w:w="1700" w:type="dxa"/>
+            <w:vAlign w:val="center"/>
+          </w:tcPr>
+          <w:p>
+            <w:pPr>
+              <w:jc w:val="center"/>
+              <w:spacing w:after="20" w:before="20" w:line="240" w:lineRule="auto"/>
+            </w:pPr>
+            <w:r>
+              <w:rPr>
+                <w:rFonts w:ascii="Arial" w:hAnsi="Arial"/>
+                <w:sz w:val="18"/>
+              </w:rPr>
+              <w:t xml:space="preserve">AL CFO PM</w:t>
+            </w:r>
+          </w:p>
+        </w:tc>
+        <w:tc>
+          <w:tcPr>
+            <w:tcW w:w="4500" w:type="dxa"/>
+            <w:vAlign w:val="center"/>
+          </w:tcPr>
+          <w:p>
+            <w:pPr>
+              <w:jc w:val="left"/>
+              <w:spacing w:after="20" w:before="20" w:line="240" w:lineRule="auto"/>
+            </w:pPr>
+            <w:r>
+              <w:rPr>
+                <w:rFonts w:ascii="Arial" w:hAnsi="Arial"/>
+                <w:sz w:val="18"/>
+              </w:rPr>
+              <w:t xml:space="preserve">BRUNO SILVA</w:t>
+            </w:r>
+          </w:p>
+        </w:tc>
+        <w:tc>
+          <w:tcPr>
+            <w:tcW w:w="2500" w:type="dxa"/>
+            <w:vAlign w:val="center"/>
+          </w:tcPr>
+          <w:p>
+            <w:pPr>
+              <w:jc w:val="left"/>
+              <w:spacing w:after="20" w:before="20" w:line="240" w:lineRule="auto"/>
+            </w:pPr>
+            <w:r>
+              <w:rPr>
+                <w:rFonts w:ascii="Arial" w:hAnsi="Arial"/>
+                <w:sz w:val="18"/>
+              </w:rPr>
+              <w:t xml:space="preserve"/>
+            </w:r>
+          </w:p>
+        </w:tc>
+      </w:tr>
+      <w:tr>
+        <w:tc>
+          <w:tcPr>
+            <w:tcW w:w="900" w:type="dxa"/>
+            <w:vAlign w:val="center"/>
+          </w:tcPr>
+          <w:p>
+            <w:pPr>
+              <w:jc w:val="center"/>
+              <w:spacing w:after="20" w:before="20" w:line="240" w:lineRule="auto"/>
+            </w:pPr>
+            <w:r>
+              <w:rPr>
+                <w:rFonts w:ascii="Arial" w:hAnsi="Arial"/>
+                <w:sz w:val="18"/>
+              </w:rPr>
+              <w:t xml:space="preserve">122</w:t>
+            </w:r>
+          </w:p>
+        </w:tc>
+        <w:tc>
+          <w:tcPr>
+            <w:tcW w:w="1700" w:type="dxa"/>
+            <w:vAlign w:val="center"/>
+          </w:tcPr>
+          <w:p>
+            <w:pPr>
+              <w:jc w:val="center"/>
+              <w:spacing w:after="20" w:before="20" w:line="240" w:lineRule="auto"/>
+            </w:pPr>
+            <w:r>
+              <w:rPr>
+                <w:rFonts w:ascii="Arial" w:hAnsi="Arial"/>
+                <w:sz w:val="18"/>
+              </w:rPr>
+              <w:t xml:space="preserve">AL CFO PM</w:t>
+            </w:r>
+          </w:p>
+        </w:tc>
+        <w:tc>
+          <w:tcPr>
+            <w:tcW w:w="4500" w:type="dxa"/>
+            <w:vAlign w:val="center"/>
+          </w:tcPr>
+          <w:p>
+            <w:pPr>
+              <w:jc w:val="left"/>
+              <w:spacing w:after="20" w:before="20" w:line="240" w:lineRule="auto"/>
+            </w:pPr>
+            <w:r>
+              <w:rPr>
+                <w:rFonts w:ascii="Arial" w:hAnsi="Arial"/>
+                <w:sz w:val="18"/>
+              </w:rPr>
+              <w:t xml:space="preserve">ANDREY</w:t>
+            </w:r>
+          </w:p>
+        </w:tc>
+        <w:tc>
+          <w:tcPr>
+            <w:tcW w:w="2500" w:type="dxa"/>
+            <w:vAlign w:val="center"/>
+          </w:tcPr>
+          <w:p>
+            <w:pPr>
+              <w:jc w:val="left"/>
+              <w:spacing w:after="20" w:before="20" w:line="240" w:lineRule="auto"/>
+            </w:pPr>
+            <w:r>
+              <w:rPr>
+                <w:rFonts w:ascii="Arial" w:hAnsi="Arial"/>
+                <w:sz w:val="18"/>
+              </w:rPr>
+              <w:t xml:space="preserve"/>
+            </w:r>
+          </w:p>
+        </w:tc>
+      </w:tr>
+      <w:tr>
+        <w:tc>
+          <w:tcPr>
+            <w:tcW w:w="900" w:type="dxa"/>
+            <w:vAlign w:val="center"/>
+          </w:tcPr>
+          <w:p>
+            <w:pPr>
+              <w:jc w:val="center"/>
+              <w:spacing w:after="20" w:before="20" w:line="240" w:lineRule="auto"/>
+            </w:pPr>
+            <w:r>
+              <w:rPr>
+                <w:rFonts w:ascii="Arial" w:hAnsi="Arial"/>
+                <w:sz w:val="18"/>
+              </w:rPr>
+              <w:t xml:space="preserve">124</w:t>
+            </w:r>
+          </w:p>
+        </w:tc>
+        <w:tc>
+          <w:tcPr>
+            <w:tcW w:w="1700" w:type="dxa"/>
+            <w:vAlign w:val="center"/>
+          </w:tcPr>
+          <w:p>
+            <w:pPr>
+              <w:jc w:val="center"/>
+              <w:spacing w:after="20" w:before="20" w:line="240" w:lineRule="auto"/>
+            </w:pPr>
+            <w:r>
+              <w:rPr>
+                <w:rFonts w:ascii="Arial" w:hAnsi="Arial"/>
+                <w:sz w:val="18"/>
+              </w:rPr>
+              <w:t xml:space="preserve">AL CFO PM</w:t>
+            </w:r>
+          </w:p>
+        </w:tc>
+        <w:tc>
+          <w:tcPr>
+            <w:tcW w:w="4500" w:type="dxa"/>
+            <w:vAlign w:val="center"/>
+          </w:tcPr>
+          <w:p>
+            <w:pPr>
+              <w:jc w:val="left"/>
+              <w:spacing w:after="20" w:before="20" w:line="240" w:lineRule="auto"/>
+            </w:pPr>
+            <w:r>
+              <w:rPr>
+                <w:rFonts w:ascii="Arial" w:hAnsi="Arial"/>
+                <w:sz w:val="18"/>
+              </w:rPr>
+              <w:t xml:space="preserve">CECÍLIA</w:t>
+            </w:r>
+          </w:p>
+        </w:tc>
+        <w:tc>
+          <w:tcPr>
+            <w:tcW w:w="2500" w:type="dxa"/>
+            <w:vAlign w:val="center"/>
+          </w:tcPr>
+          <w:p>
+            <w:pPr>
+              <w:jc w:val="left"/>
+              <w:spacing w:after="20" w:before="20" w:line="240" w:lineRule="auto"/>
+            </w:pPr>
+            <w:r>
+              <w:rPr>
+                <w:rFonts w:ascii="Arial" w:hAnsi="Arial"/>
+                <w:sz w:val="18"/>
+              </w:rPr>
+              <w:t xml:space="preserve"/>
+            </w:r>
+          </w:p>
+        </w:tc>
+      </w:tr>
+      <w:tr>
+        <w:tc>
+          <w:tcPr>
+            <w:tcW w:w="900" w:type="dxa"/>
+            <w:vAlign w:val="center"/>
+          </w:tcPr>
+          <w:p>
+            <w:pPr>
+              <w:jc w:val="center"/>
+              <w:spacing w:after="20" w:before="20" w:line="240" w:lineRule="auto"/>
+            </w:pPr>
+            <w:r>
+              <w:rPr>
+                <w:rFonts w:ascii="Arial" w:hAnsi="Arial"/>
+                <w:sz w:val="18"/>
+              </w:rPr>
+              <w:t xml:space="preserve">126</w:t>
+            </w:r>
+          </w:p>
+        </w:tc>
+        <w:tc>
+          <w:tcPr>
+            <w:tcW w:w="1700" w:type="dxa"/>
+            <w:vAlign w:val="center"/>
+          </w:tcPr>
+          <w:p>
+            <w:pPr>
+              <w:jc w:val="center"/>
+              <w:spacing w:after="20" w:before="20" w:line="240" w:lineRule="auto"/>
+            </w:pPr>
+            <w:r>
+              <w:rPr>
+                <w:rFonts w:ascii="Arial" w:hAnsi="Arial"/>
+                <w:sz w:val="18"/>
+              </w:rPr>
+              <w:t xml:space="preserve">AL CFO PM</w:t>
+            </w:r>
+          </w:p>
+        </w:tc>
+        <w:tc>
+          <w:tcPr>
+            <w:tcW w:w="4500" w:type="dxa"/>
+            <w:vAlign w:val="center"/>
+          </w:tcPr>
+          <w:p>
+            <w:pPr>
+              <w:jc w:val="left"/>
+              <w:spacing w:after="20" w:before="20" w:line="240" w:lineRule="auto"/>
+            </w:pPr>
+            <w:r>
+              <w:rPr>
+                <w:rFonts w:ascii="Arial" w:hAnsi="Arial"/>
+                <w:sz w:val="18"/>
+              </w:rPr>
+              <w:t xml:space="preserve">LUCAS RIBEIRO</w:t>
+            </w:r>
+          </w:p>
+        </w:tc>
+        <w:tc>
+          <w:tcPr>
+            <w:tcW w:w="2500" w:type="dxa"/>
+            <w:vAlign w:val="center"/>
+          </w:tcPr>
+          <w:p>
+            <w:pPr>
+              <w:jc w:val="left"/>
+              <w:spacing w:after="20" w:before="20" w:line="240" w:lineRule="auto"/>
+            </w:pPr>
+            <w:r>
+              <w:rPr>
+                <w:rFonts w:ascii="Arial" w:hAnsi="Arial"/>
+                <w:sz w:val="18"/>
+              </w:rPr>
+              <w:t xml:space="preserve"/>
+            </w:r>
+          </w:p>
+        </w:tc>
+      </w:tr>
+      <w:tr>
+        <w:tc>
+          <w:tcPr>
+            <w:tcW w:w="900" w:type="dxa"/>
+            <w:vAlign w:val="center"/>
+          </w:tcPr>
+          <w:p>
+            <w:pPr>
+              <w:jc w:val="center"/>
+              <w:spacing w:after="20" w:before="20" w:line="240" w:lineRule="auto"/>
+            </w:pPr>
+            <w:r>
+              <w:rPr>
+                <w:rFonts w:ascii="Arial" w:hAnsi="Arial"/>
+                <w:sz w:val="18"/>
+              </w:rPr>
+              <w:t xml:space="preserve">133</w:t>
+            </w:r>
+          </w:p>
+        </w:tc>
+        <w:tc>
+          <w:tcPr>
+            <w:tcW w:w="1700" w:type="dxa"/>
+            <w:vAlign w:val="center"/>
+          </w:tcPr>
+          <w:p>
+            <w:pPr>
+              <w:jc w:val="center"/>
+              <w:spacing w:after="20" w:before="20" w:line="240" w:lineRule="auto"/>
+            </w:pPr>
+            <w:r>
+              <w:rPr>
+                <w:rFonts w:ascii="Arial" w:hAnsi="Arial"/>
+                <w:sz w:val="18"/>
+              </w:rPr>
+              <w:t xml:space="preserve">AL CFO PM</w:t>
+            </w:r>
+          </w:p>
+        </w:tc>
+        <w:tc>
+          <w:tcPr>
+            <w:tcW w:w="4500" w:type="dxa"/>
+            <w:vAlign w:val="center"/>
+          </w:tcPr>
+          <w:p>
+            <w:pPr>
+              <w:jc w:val="left"/>
+              <w:spacing w:after="20" w:before="20" w:line="240" w:lineRule="auto"/>
+            </w:pPr>
+            <w:r>
+              <w:rPr>
+                <w:rFonts w:ascii="Arial" w:hAnsi="Arial"/>
+                <w:sz w:val="18"/>
+              </w:rPr>
+              <w:t xml:space="preserve">ANDERSON SOARES</w:t>
+            </w:r>
+          </w:p>
+        </w:tc>
+        <w:tc>
+          <w:tcPr>
+            <w:tcW w:w="2500" w:type="dxa"/>
+            <w:vAlign w:val="center"/>
+          </w:tcPr>
+          <w:p>
+            <w:pPr>
+              <w:jc w:val="left"/>
+              <w:spacing w:after="20" w:before="20" w:line="240" w:lineRule="auto"/>
+            </w:pPr>
+            <w:r>
+              <w:rPr>
+                <w:rFonts w:ascii="Arial" w:hAnsi="Arial"/>
+                <w:sz w:val="18"/>
+              </w:rPr>
+              <w:t xml:space="preserve"/>
+            </w:r>
+          </w:p>
+        </w:tc>
+      </w:tr>
+      <w:tr>
+        <w:tc>
+          <w:tcPr>
+            <w:tcW w:w="900" w:type="dxa"/>
+            <w:vAlign w:val="center"/>
+          </w:tcPr>
+          <w:p>
+            <w:pPr>
+              <w:jc w:val="center"/>
+              <w:spacing w:after="20" w:before="20" w:line="240" w:lineRule="auto"/>
+            </w:pPr>
+            <w:r>
+              <w:rPr>
+                <w:rFonts w:ascii="Arial" w:hAnsi="Arial"/>
+                <w:sz w:val="18"/>
+              </w:rPr>
+              <w:t xml:space="preserve">136</w:t>
+            </w:r>
+          </w:p>
+        </w:tc>
+        <w:tc>
+          <w:tcPr>
+            <w:tcW w:w="1700" w:type="dxa"/>
+            <w:vAlign w:val="center"/>
+          </w:tcPr>
+          <w:p>
+            <w:pPr>
+              <w:jc w:val="center"/>
+              <w:spacing w:after="20" w:before="20" w:line="240" w:lineRule="auto"/>
+            </w:pPr>
+            <w:r>
+              <w:rPr>
+                <w:rFonts w:ascii="Arial" w:hAnsi="Arial"/>
+                <w:sz w:val="18"/>
+              </w:rPr>
+              <w:t xml:space="preserve">AL CFO PM</w:t>
+            </w:r>
+          </w:p>
+        </w:tc>
+        <w:tc>
+          <w:tcPr>
+            <w:tcW w:w="4500" w:type="dxa"/>
+            <w:vAlign w:val="center"/>
+          </w:tcPr>
+          <w:p>
+            <w:pPr>
+              <w:jc w:val="left"/>
+              <w:spacing w:after="20" w:before="20" w:line="240" w:lineRule="auto"/>
+            </w:pPr>
+            <w:r>
+              <w:rPr>
+                <w:rFonts w:ascii="Arial" w:hAnsi="Arial"/>
+                <w:sz w:val="18"/>
+              </w:rPr>
+              <w:t xml:space="preserve">RONIÉRISON BARROS</w:t>
+            </w:r>
+          </w:p>
+        </w:tc>
+        <w:tc>
+          <w:tcPr>
+            <w:tcW w:w="2500" w:type="dxa"/>
+            <w:vAlign w:val="center"/>
+          </w:tcPr>
+          <w:p>
+            <w:pPr>
+              <w:jc w:val="left"/>
+              <w:spacing w:after="20" w:before="20" w:line="240" w:lineRule="auto"/>
+            </w:pPr>
+            <w:r>
+              <w:rPr>
+                <w:rFonts w:ascii="Arial" w:hAnsi="Arial"/>
+                <w:sz w:val="18"/>
+              </w:rPr>
+              <w:t xml:space="preserve"/>
+            </w:r>
+          </w:p>
+        </w:tc>
+      </w:tr>
+      <w:tr>
+        <w:tc>
+          <w:tcPr>
+            <w:tcW w:w="900" w:type="dxa"/>
+            <w:vAlign w:val="center"/>
+          </w:tcPr>
+          <w:p>
+            <w:pPr>
+              <w:jc w:val="center"/>
+              <w:spacing w:after="20" w:before="20" w:line="240" w:lineRule="auto"/>
+            </w:pPr>
+            <w:r>
+              <w:rPr>
+                <w:rFonts w:ascii="Arial" w:hAnsi="Arial"/>
+                <w:sz w:val="18"/>
+              </w:rPr>
+              <w:t xml:space="preserve">137</w:t>
+            </w:r>
+          </w:p>
+        </w:tc>
+        <w:tc>
+          <w:tcPr>
+            <w:tcW w:w="1700" w:type="dxa"/>
+            <w:vAlign w:val="center"/>
+          </w:tcPr>
+          <w:p>
+            <w:pPr>
+              <w:jc w:val="center"/>
+              <w:spacing w:after="20" w:before="20" w:line="240" w:lineRule="auto"/>
+            </w:pPr>
+            <w:r>
+              <w:rPr>
+                <w:rFonts w:ascii="Arial" w:hAnsi="Arial"/>
+                <w:sz w:val="18"/>
+              </w:rPr>
+              <w:t xml:space="preserve">AL CFO PM</w:t>
+            </w:r>
+          </w:p>
+        </w:tc>
+        <w:tc>
+          <w:tcPr>
+            <w:tcW w:w="4500" w:type="dxa"/>
+            <w:vAlign w:val="center"/>
+          </w:tcPr>
+          <w:p>
+            <w:pPr>
+              <w:jc w:val="left"/>
+              <w:spacing w:after="20" w:before="20" w:line="240" w:lineRule="auto"/>
+            </w:pPr>
+            <w:r>
+              <w:rPr>
+                <w:rFonts w:ascii="Arial" w:hAnsi="Arial"/>
+                <w:sz w:val="18"/>
+              </w:rPr>
+              <w:t xml:space="preserve">PRISCYLA NEVES</w:t>
+            </w:r>
+          </w:p>
+        </w:tc>
+        <w:tc>
+          <w:tcPr>
+            <w:tcW w:w="2500" w:type="dxa"/>
+            <w:vAlign w:val="center"/>
+          </w:tcPr>
+          <w:p>
+            <w:pPr>
+              <w:jc w:val="left"/>
+              <w:spacing w:after="20" w:before="20" w:line="240" w:lineRule="auto"/>
+            </w:pPr>
+            <w:r>
+              <w:rPr>
+                <w:rFonts w:ascii="Arial" w:hAnsi="Arial"/>
+                <w:sz w:val="18"/>
+              </w:rPr>
+              <w:t xml:space="preserve"/>
+            </w:r>
+          </w:p>
+        </w:tc>
+      </w:tr>
+      <w:tr>
+        <w:tc>
+          <w:tcPr>
+            <w:tcW w:w="900" w:type="dxa"/>
+            <w:vAlign w:val="center"/>
+          </w:tcPr>
+          <w:p>
+            <w:pPr>
+              <w:jc w:val="center"/>
+              <w:spacing w:after="20" w:before="20" w:line="240" w:lineRule="auto"/>
+            </w:pPr>
+            <w:r>
+              <w:rPr>
+                <w:rFonts w:ascii="Arial" w:hAnsi="Arial"/>
+                <w:sz w:val="18"/>
+              </w:rPr>
+              <w:t xml:space="preserve">138</w:t>
+            </w:r>
+          </w:p>
+        </w:tc>
+        <w:tc>
+          <w:tcPr>
+            <w:tcW w:w="1700" w:type="dxa"/>
+            <w:vAlign w:val="center"/>
+          </w:tcPr>
+          <w:p>
+            <w:pPr>
+              <w:jc w:val="center"/>
+              <w:spacing w:after="20" w:before="20" w:line="240" w:lineRule="auto"/>
+            </w:pPr>
+            <w:r>
+              <w:rPr>
+                <w:rFonts w:ascii="Arial" w:hAnsi="Arial"/>
+                <w:sz w:val="18"/>
+              </w:rPr>
+              <w:t xml:space="preserve">AL CFO PM</w:t>
+            </w:r>
+          </w:p>
+        </w:tc>
+        <w:tc>
+          <w:tcPr>
+            <w:tcW w:w="4500" w:type="dxa"/>
+            <w:vAlign w:val="center"/>
+          </w:tcPr>
+          <w:p>
+            <w:pPr>
+              <w:jc w:val="left"/>
+              <w:spacing w:after="20" w:before="20" w:line="240" w:lineRule="auto"/>
+            </w:pPr>
+            <w:r>
+              <w:rPr>
+                <w:rFonts w:ascii="Arial" w:hAnsi="Arial"/>
+                <w:sz w:val="18"/>
+              </w:rPr>
+              <w:t xml:space="preserve">JANAÍNA</w:t>
+            </w:r>
+          </w:p>
+        </w:tc>
+        <w:tc>
+          <w:tcPr>
+            <w:tcW w:w="2500" w:type="dxa"/>
+            <w:vAlign w:val="center"/>
+          </w:tcPr>
+          <w:p>
+            <w:pPr>
+              <w:jc w:val="left"/>
+              <w:spacing w:after="20" w:before="20" w:line="240" w:lineRule="auto"/>
+            </w:pPr>
+            <w:r>
+              <w:rPr>
+                <w:rFonts w:ascii="Arial" w:hAnsi="Arial"/>
+                <w:sz w:val="18"/>
+              </w:rPr>
+              <w:t xml:space="preserve"/>
+            </w:r>
+          </w:p>
+        </w:tc>
+      </w:tr>
+      <w:tr>
+        <w:tc>
+          <w:tcPr>
+            <w:tcW w:w="900" w:type="dxa"/>
+            <w:vAlign w:val="center"/>
+          </w:tcPr>
+          <w:p>
+            <w:pPr>
+              <w:jc w:val="center"/>
+              <w:spacing w:after="20" w:before="20" w:line="240" w:lineRule="auto"/>
+            </w:pPr>
+            <w:r>
+              <w:rPr>
+                <w:rFonts w:ascii="Arial" w:hAnsi="Arial"/>
+                <w:sz w:val="18"/>
+              </w:rPr>
+              <w:t xml:space="preserve">157</w:t>
+            </w:r>
+          </w:p>
+        </w:tc>
+        <w:tc>
+          <w:tcPr>
+            <w:tcW w:w="1700" w:type="dxa"/>
+            <w:vAlign w:val="center"/>
+          </w:tcPr>
+          <w:p>
+            <w:pPr>
+              <w:jc w:val="center"/>
+              <w:spacing w:after="20" w:before="20" w:line="240" w:lineRule="auto"/>
+            </w:pPr>
+            <w:r>
+              <w:rPr>
+                <w:rFonts w:ascii="Arial" w:hAnsi="Arial"/>
+                <w:sz w:val="18"/>
+              </w:rPr>
+              <w:t xml:space="preserve">AL CFO PM</w:t>
+            </w:r>
+          </w:p>
+        </w:tc>
+        <w:tc>
+          <w:tcPr>
+            <w:tcW w:w="4500" w:type="dxa"/>
+            <w:vAlign w:val="center"/>
+          </w:tcPr>
+          <w:p>
+            <w:pPr>
+              <w:jc w:val="left"/>
+              <w:spacing w:after="20" w:before="20" w:line="240" w:lineRule="auto"/>
+            </w:pPr>
+            <w:r>
+              <w:rPr>
+                <w:rFonts w:ascii="Arial" w:hAnsi="Arial"/>
+                <w:sz w:val="18"/>
+              </w:rPr>
+              <w:t xml:space="preserve">CARLOS LIMA</w:t>
             </w:r>
           </w:p>
         </w:tc>
@@ -487,7 +2125,7 @@
                 <w:sz w:val="18"/>
                 <w:b/>
               </w:rPr>
-              <w:t xml:space="preserve">TOTAL PLANTÃO: 3</w:t>
+              <w:t xml:space="preserve">TOTAL PLANTÃO: 24</w:t>
             </w:r>
           </w:p>
         </w:tc>
